--- a/course/Schedule.docx
+++ b/course/Schedule.docx
@@ -24,12 +24,12 @@
     </w:p>
     <w:p>
       <w:r>
-        <w:t>Week  Dates  Tuesday  Thursday  Notes      1  1/20 - 1/22  Module 01: Exploring Life Science &amp; Module 02: Chemistry of Life  Module 03: Biomolecules &amp; Module 04: Cellular Function  First week of classes    2  1/27 - 1/29  Lab 01: Measurement Methods &amp; Module 04 Review  Lab 02: Probability &amp; Statistics &amp; Review Modules 01-04  Labs begin    3  2/3 - 2/5  Module 05: Membranes &amp; Lab 03: Microscopy  Module 06: Metabolism &amp; Lab 04: Diffusion     4  2/10 - 2/12  Test Review &amp; Lab 05: pH and Solutions  Exam 01  Exam covers Modules 01-06    5  2/17 - 2/19  Module 07: Genetics (Ch 9) &amp; Lab 06: Central Dogma  Module 08: Cell Division (Ch 6) &amp; Lab 07: Cell Division     6  2/24 - 2/26  Module 09: Tissues &amp; Lab 08: Enzymes  Module 10: Inheritance &amp; Lab 09: Inheritance     7  3/3 - 3/5  Lab 10: Module 07-10 Review  Exam 02  Exam covers Modules 07-10    8  3/10 - 3/12  No Class  No Class  Spring Break    9  3/17 - 3/19  Module 11: Skeletal System &amp; Lab 11: Skeletal System  Module 12: Muscular System &amp; Lab 12: Muscular System     10  3/24 - 3/26  Module 13: Pathogens &amp; Lab 13: Pathogens  Module 14: Cardiovascular System &amp; Lab 14: Cardiovascular     11  3/31 - 4/2  Review &amp; Lab 15: Respiratory  Exam 03  Exam covers Modules 11-14    12  4/7 - 4/9  Module 15: Respiratory System  Systems Integration Lab     13  4/14 - 4/16  Comprehensive Review  Lab Practicum     14  4/21 - 4/23  Final Review  Final Review     15  4/28 - 4/30  Final Review  Final Review     Finals  5/5 - 5/7  Final Exam  Course Wrap-up  Finals Week     Important Dates</w:t>
+        <w:t>Week  Dates  Tuesday  Thursday  Notes      1  1/20 - 1/22  Module 01: Exploring Life Science &amp; Module 02: Chemistry of Life  Module 03: Biomolecules &amp; Module 04: Cellular Function  First week of classes    2  1/27 - 1/29  Lab 01: Measurement Methods &amp; Module 04 Review  Lab 02: Probability &amp; Statistics &amp; Review Modules 01-04  Labs begin    3  2/3 - 2/5  Module 05: Membranes &amp; Lab 03: Microscopy  Module 06: Metabolism &amp; Lab 04: Diffusion     4  2/10 - 2/12  Test Review &amp; Lab 05: pH and Solutions  Exam 01  Exam covers Modules 01-06    5  2/17 - 2/19  Module 07: Genetics (Ch 9) &amp; Lab 06: Central Dogma  Module 08: Cell Division (Ch 6) &amp; Lab 07: Cell Division     6  2/24 - 2/26  Module 09: Tissues &amp; Lab 08: Enzymes  Module 10: Inheritance &amp; Lab 09: Inheritance     7  3/3 - 3/5  Lab 10: Module 07-10 Review  Exam 02  Exam covers Modules 07-10    8  3/10 - 3/12  Module 11: Skeletal System &amp; Lab 11: Skeletal System  Module 12: Muscular System &amp; Lab 12: Muscular System     9  3/17 - 3/19  No Class  No Class  Spring Break    10  3/24 - 3/26  Module 13: Pathogens &amp; Lab 13: Pathogens  Module 14: Cardiovascular System &amp; Lab 14: Cardiovascular     11  3/31 - 4/2  Review &amp; Lab 15: Respiratory  Exam 03  Exam covers Modules 11-14    12  4/7 - 4/9  Module 15: Respiratory System  Systems Integration Lab     13  4/14 - 4/16  Comprehensive Review  Lab Practicum     14  4/21 - 4/23  Final Review  Final Review     15  4/28 - 4/30  Final Review  Final Review     Finals  5/5 - 5/7  Final Exam  Course Wrap-up  Finals Week     Important Dates</w:t>
       </w:r>
     </w:p>
     <w:p>
       <w:r>
-        <w:t>Classes Begin : January 20, 2026  Spring Break : March 10-12, 2026 (No Classes)  Final Examinations : May 5, 2026  Semester Ends : May 7, 2026   Exam Schedule</w:t>
+        <w:t>Classes Begin : January 20, 2026  Spring Break : March 17-19, 2026 (No Classes)  Final Examinations : May 5, 2026  Semester Ends : May 7, 2026   Exam Schedule</w:t>
       </w:r>
     </w:p>
     <w:p>

--- a/course/Schedule.docx
+++ b/course/Schedule.docx
@@ -24,7 +24,7 @@
     </w:p>
     <w:p>
       <w:r>
-        <w:t>Week  Dates  Tuesday  Thursday  Notes      1  1/20 - 1/22  Module 01: Exploring Life Science &amp; Module 02: Chemistry of Life  Module 03: Biomolecules &amp; Module 04: Cellular Function  First week of classes    2  1/27 - 1/29  Lab 01: Measurement Methods &amp; Module 04 Review  Lab 02: Probability &amp; Statistics &amp; Review Modules 01-04  Labs begin    3  2/3 - 2/5  Module 05: Membranes &amp; Lab 03: Microscopy  Module 06: Metabolism &amp; Lab 04: Diffusion     4  2/10 - 2/12  Test Review &amp; Lab 05: pH and Solutions  Exam 01  Exam covers Modules 01-06    5  2/17 - 2/19  Module 07: Genetics (Ch 9) &amp; Lab 06: Central Dogma  Module 08: Cell Division (Ch 6) &amp; Lab 07: Cell Division     6  2/24 - 2/26  Module 09: Tissues &amp; Lab 08: Enzymes  Module 10: Inheritance &amp; Lab 09: Inheritance     7  3/3 - 3/5  Lab 10: Module 07-10 Review  Exam 02  Exam covers Modules 07-10    8  3/10 - 3/12  Module 11: Skeletal System &amp; Lab 11: Skeletal System  Module 12: Muscular System &amp; Lab 12: Muscular System     9  3/17 - 3/19  No Class  No Class  Spring Break    10  3/24 - 3/26  Module 13: Pathogens &amp; Lab 13: Pathogens  Module 14: Cardiovascular System &amp; Lab 14: Cardiovascular     11  3/31 - 4/2  Review &amp; Lab 15: Respiratory  Exam 03  Exam covers Modules 11-14    12  4/7 - 4/9  Module 15: Respiratory System  Systems Integration Lab     13  4/14 - 4/16  Comprehensive Review  Lab Practicum     14  4/21 - 4/23  Final Review  Final Review     15  4/28 - 4/30  Final Review  Final Review     Finals  5/5 - 5/7  Final Exam  Course Wrap-up  Finals Week     Important Dates</w:t>
+        <w:t>Week  Dates  Tuesday  Thursday  Notes      1  1/20 - 1/22  Module 01: Exploring Life Science &amp; Module 02: Chemistry of Life  Module 03: Biomolecules &amp; Module 04: Cellular Function  First week of classes    2  1/27 - 1/29  Lab 01: Measurement Methods &amp; Module 04 Review  Lab 02: Probability &amp; Statistics &amp; Review Modules 01-04  Labs begin    3  2/3 - 2/5  Module 05: Membranes &amp; Lab 03: Microscopy  Module 06: Metabolism &amp; Lab 04: Diffusion     4  2/10 - 2/12  Test Review &amp; Lab 05: pH and Solutions  Exam 01  Exam covers Modules 01-06    5  2/17 - 2/19  Module 07: Genetics (Ch 9) &amp; Lab 06: Central Dogma  Module 08: Cell Division (Ch 6) &amp; Lab 07: Cell Division     6  2/24 - 2/26  Module 09: Tissues &amp; Lab 08: Enzymes  Module 10: Inheritance &amp; Lab 09: Inheritance     7  3/3 - 3/5  Lab 10: Module 07-10 Review  Exam 02  Exam covers Modules 07-10    8  3/10 - 3/12  Module 11: Skeletal System &amp; Lab 11: Skeletal System  Module 12: Muscular System &amp; Lab 12: Muscular System     9  3/17 - 3/19  No Class  No Class  Spring Break    10  3/24 - 3/26  Module 13: Pathogens &amp; Lab 13: Pathogens  Module 14: Cardiovascular System &amp; Lab 14: Cardiovascular     11  3/31 - 4/2  No Class  Review &amp; Lab 15: Respiratory  Holiday (March 31)    12  4/7 - 4/9  Exam 03  Module 15: Respiratory System  Exam covers Modules 11-14    13  4/14 - 4/16  Systems Integration Lab  Comprehensive Review     14  4/21 - 4/23  Lab Practicum  Final Review     15  4/28 - 4/30  Final Review  Final Review     Finals  5/5 - 5/7  Final Exam  Course Wrap-up  Finals Week     Important Dates</w:t>
       </w:r>
     </w:p>
     <w:p>
@@ -34,7 +34,7 @@
     </w:p>
     <w:p>
       <w:r>
-        <w:t>Exam 01 : Week 4 (February 12, 2026) - Modules 01-06  Exam 02 : Week 7 (March 5, 2026) - Modules 07-10  Exam 03 : Week 11 (April 2, 2026) - Modules 11-14  Final Exam : Finals Week (May 5, 2026) - Comprehensive (includes Module 15)   Module Distribution</w:t>
+        <w:t>Exam 01 : Week 4 (February 12, 2026) - Modules 01-06  Exam 02 : Week 7 (March 5, 2026) - Modules 07-10  Exam 03 : Week 12 (April 7, 2026) - Modules 11-14  Final Exam : Finals Week (May 5, 2026) - Comprehensive (includes Module 15)   Module Distribution</w:t>
       </w:r>
     </w:p>
     <w:sectPr>

--- a/course/Schedule.docx
+++ b/course/Schedule.docx
@@ -24,7 +24,7 @@
     </w:p>
     <w:p>
       <w:r>
-        <w:t>Week  Dates  Tuesday  Thursday  Notes      1  1/20 - 1/22  Module 01: Exploring Life Science &amp; Module 02: Chemistry of Life  Module 03: Biomolecules &amp; Module 04: Cellular Function  First week of classes    2  1/27 - 1/29  Lab 01: Measurement Methods &amp; Module 04 Review  Lab 02: Probability &amp; Statistics &amp; Review Modules 01-04  Labs begin    3  2/3 - 2/5  Module 05: Membranes &amp; Lab 03: Microscopy  Module 06: Metabolism &amp; Lab 04: Diffusion     4  2/10 - 2/12  Test Review &amp; Lab 05: pH and Solutions  Exam 01  Exam covers Modules 01-06    5  2/17 - 2/19  Module 07: Genetics (Ch 9) &amp; Lab 06: Central Dogma  Module 08: Cell Division (Ch 6) &amp; Lab 07: Cell Division     6  2/24 - 2/26  Module 09: Tissues &amp; Lab 08: Enzymes  Module 10: Inheritance &amp; Lab 09: Inheritance     7  3/3 - 3/5  Lab 10: Module 07-10 Review  Exam 02  Exam covers Modules 07-10    8  3/10 - 3/12  Module 11: Skeletal System &amp; Lab 11: Skeletal System  Module 12: Muscular System &amp; Lab 12: Muscular System     9  3/17 - 3/19  No Class  No Class  Spring Break    10  3/24 - 3/26  Module 13: Pathogens &amp; Lab 13: Pathogens  Module 14: Cardiovascular System &amp; Lab 14: Cardiovascular     11  3/31 - 4/2  No Class  Review &amp; Lab 15: Respiratory  Holiday (March 31)    12  4/7 - 4/9  Exam 03  Module 15: Respiratory System  Exam covers Modules 11-14    13  4/14 - 4/16  Systems Integration Lab  Comprehensive Review     14  4/21 - 4/23  Lab Practicum  Final Review     15  4/28 - 4/30  Final Review  Final Review     Finals  5/5 - 5/7  Final Exam  Course Wrap-up  Finals Week     Important Dates</w:t>
+        <w:t>Week  Dates  Tuesday  Thursday  Notes      1  1/20 - 1/22  Module 01: Exploring Life Science &amp; Module 02: Chemistry of Life  Module 03: Biomolecules &amp; Module 04: Cellular Function  First week of classes    2  1/27 - 1/29  Lab 01: Measurement Methods &amp; Module 04 Review  Lab 02: Probability &amp; Statistics &amp; Review Modules 01-04  Labs begin    3  2/3 - 2/5  Module 05: Membranes &amp; Lab 03: Microscopy  Module 06: Metabolism &amp; Lab 04: Diffusion     4  2/10 - 2/12  Test Review &amp; Lab 05: pH and Solutions  Exam 01  Exam covers Modules 01-06    5  2/17 - 2/19  Module 07: Genetics (Ch 9) &amp; Lab 06: Central Dogma  Module 08: Cell Division (Ch 6) &amp; Lab 07: Cell Division     6  2/24 - 2/26  Module 09: Tissues &amp; Lab 08: Enzymes  Module 10: Inheritance &amp; Lab 09: Inheritance     7  3/3 - 3/5  Lab 10: Module 07-10 Review  Exam 02  Exam covers Modules 07-10    8  3/10 - 3/12  Module 11: Skeletal System &amp; Lab 11: Skeletal System  Module 12: Muscular System &amp; Lab 12: Muscular System     9  3/17 - 3/19  No Class  No Class  Spring Break    10  3/24 - 3/26  Module 13: Cardiovascular System &amp; Lab 13: Cardiovascular System  Module 14: Pathogens &amp; Lab 14: Microbiology (Hands-on Bacterial Plating)     11  3/31 - 4/2  No Class  Review &amp; Lab 15: Respiratory  Holiday (March 31)    12  4/7 - 4/9  Exam 03  Module 15: Respiratory System  Exam covers Modules 11-14    13  4/14 - 4/16  Systems Integration Lab  Comprehensive Review     14  4/21 - 4/23  Lab Practicum  Final Review     15  4/28 - 4/30  Final Review  Final Review     Finals  5/5 - 5/7  Final Exam  Course Wrap-up  Finals Week     Important Dates</w:t>
       </w:r>
     </w:p>
     <w:p>

--- a/course/Schedule.docx
+++ b/course/Schedule.docx
@@ -24,7 +24,7 @@
     </w:p>
     <w:p>
       <w:r>
-        <w:t>Week  Dates  Tuesday  Thursday  Notes      1  1/20 - 1/22  Module 01: Exploring Life Science &amp; Module 02: Chemistry of Life  Module 03: Biomolecules &amp; Module 04: Cellular Function  First week of classes    2  1/27 - 1/29  Lab 01: Measurement Methods &amp; Module 04 Review  Lab 02: Probability &amp; Statistics &amp; Review Modules 01-04  Labs begin    3  2/3 - 2/5  Module 05: Membranes &amp; Lab 03: Microscopy  Module 06: Metabolism &amp; Lab 04: Diffusion     4  2/10 - 2/12  Test Review &amp; Lab 05: pH and Solutions  Exam 01  Exam covers Modules 01-06    5  2/17 - 2/19  Module 07: Genetics (Ch 9) &amp; Lab 06: Central Dogma  Module 08: Cell Division (Ch 6) &amp; Lab 07: Cell Division     6  2/24 - 2/26  Module 09: Tissues &amp; Lab 08: Enzymes  Module 10: Inheritance &amp; Lab 09: Inheritance     7  3/3 - 3/5  Lab 10: Module 07-10 Review  Exam 02  Exam covers Modules 07-10    8  3/10 - 3/12  Module 11: Skeletal System &amp; Lab 11: Skeletal System  Module 12: Muscular System &amp; Lab 12: Muscular System     9  3/17 - 3/19  No Class  No Class  Spring Break    10  3/24 - 3/26  Module 13: Cardiovascular System &amp; Lab 13: Cardiovascular System  Module 14: Pathogens &amp; Lab 14: Microbiology (Hands-on Bacterial Plating)     11  3/31 - 4/2  No Class  Review &amp; Lab 15: Respiratory  Holiday (March 31)    12  4/7 - 4/9  Exam 03  Module 15: Respiratory System  Exam covers Modules 11-14    13  4/14 - 4/16  Systems Integration Lab  Comprehensive Review     14  4/21 - 4/23  Lab Practicum  Final Review     15  4/28 - 4/30  Final Review  Final Review     Finals  5/5 - 5/7  Final Exam  Course Wrap-up  Finals Week     Important Dates</w:t>
+        <w:t>Week  Dates  Tuesday  Thursday  Notes      1  1/20 - 1/22  Module 01: Exploring Life Science &amp; Module 02: Chemistry of Life  Module 03: Biomolecules &amp; Module 04: Cellular Function  First week of classes    2  1/27 - 1/29  Lab 01: Measurement Methods &amp; Module 04 Review  Lab 02: Probability &amp; Statistics &amp; Review Modules 01-04  Labs begin    3  2/3 - 2/5  Module 05: Membranes &amp; Lab 03: Microscopy  Module 06: Metabolism &amp; Lab 04: Diffusion     4  2/10 - 2/12  Test Review &amp; Lab 05: pH and Solutions  Exam 01  Exam covers Modules 01-06    5  2/17 - 2/19  Module 07: Genetics (Ch 9) &amp; Lab 06: Central Dogma  Module 08: Cell Division (Ch 6) &amp; Lab 07: Cell Division     6  2/24 - 2/26  Module 09: Tissues &amp; Lab 08: Enzymes  Module 10: Inheritance &amp; Lab 09: Inheritance     7  3/3 - 3/5  Lab 10: Module 07-10 Review  Exam 02  Exam covers Modules 07-10    8  3/10 - 3/12  Module 11: Skeletal System &amp; Lab 11: Skeletal System  Module 12: Muscular System &amp; Lab 12: Muscular System     9  3/17 - 3/19  No Class  No Class  Spring Break    10  3/24 - 3/26  Module 13: Nervous System &amp; Lab 13: Nervous System  Module 14: Microbiology &amp; Lab 14: Microbiology     11  3/31 - 4/2  No Class  Module 15: Cardiopulmonary System &amp; Lab 15: Cardiopulmonary  Holiday (March 31)    12  4/7 - 4/9  Lab 16: Exam 03 Review  Exam 03  Exam covers Modules 11-15    13  4/14 - 4/16  Systems Integration Lab  Comprehensive Review     14  4/21 - 4/23  Lab Practicum  Final Review     15  4/28 - 4/30  Final Review  Final Review     Finals  5/5 - 5/7  Final Exam  Course Wrap-up  Finals Week     Important Dates</w:t>
       </w:r>
     </w:p>
     <w:p>
@@ -34,7 +34,7 @@
     </w:p>
     <w:p>
       <w:r>
-        <w:t>Exam 01 : Week 4 (February 12, 2026) - Modules 01-06  Exam 02 : Week 7 (March 5, 2026) - Modules 07-10  Exam 03 : Week 12 (April 7, 2026) - Modules 11-14  Final Exam : Finals Week (May 5, 2026) - Comprehensive (includes Module 15)   Module Distribution</w:t>
+        <w:t>Exam 01 : Week 4 (February 12, 2026) - Modules 01-06  Exam 02 : Week 7 (March 5, 2026) - Modules 07-10  Exam 03 : Week 12 (April 9, 2026) - Modules 11-15  Final Exam : Finals Week (May 5, 2026) - Comprehensive   Module Distribution</w:t>
       </w:r>
     </w:p>
     <w:sectPr>

--- a/course/Schedule.docx
+++ b/course/Schedule.docx
@@ -24,7 +24,7 @@
     </w:p>
     <w:p>
       <w:r>
-        <w:t>Week  Dates  Tuesday  Thursday  Notes      1  1/20 - 1/22  Module 01: Exploring Life Science &amp; Module 02: Chemistry of Life  Module 03: Biomolecules &amp; Module 04: Cellular Function  First week of classes    2  1/27 - 1/29  Lab 01: Measurement Methods &amp; Module 04 Review  Lab 02: Probability &amp; Statistics &amp; Review Modules 01-04  Labs begin    3  2/3 - 2/5  Module 05: Membranes &amp; Lab 03: Microscopy  Module 06: Metabolism &amp; Lab 04: Diffusion     4  2/10 - 2/12  Test Review &amp; Lab 05: pH and Solutions  Exam 01  Exam covers Modules 01-06    5  2/17 - 2/19  Module 07: Genetics (Ch 9) &amp; Lab 06: Central Dogma  Module 08: Cell Division (Ch 6) &amp; Lab 07: Cell Division     6  2/24 - 2/26  Module 09: Tissues &amp; Lab 08: Enzymes  Module 10: Inheritance &amp; Lab 09: Inheritance     7  3/3 - 3/5  Lab 10: Module 07-10 Review  Exam 02  Exam covers Modules 07-10    8  3/10 - 3/12  Module 11: Skeletal System &amp; Lab 11: Skeletal System  Module 12: Muscular System &amp; Lab 12: Muscular System     9  3/17 - 3/19  No Class  No Class  Spring Break    10  3/24 - 3/26  Module 13: Nervous System &amp; Lab 13: Nervous System  Module 14: Microbiology &amp; Lab 14: Microbiology     11  3/31 - 4/2  No Class  Module 15: Cardiopulmonary System &amp; Lab 15: Cardiopulmonary  Holiday (March 31)    12  4/7 - 4/9  Lab 16: Exam 03 Review  Exam 03  Exam covers Modules 11-15    13  4/14 - 4/16  Systems Integration Lab  Comprehensive Review     14  4/21 - 4/23  Lab Practicum  Final Review     15  4/28 - 4/30  Final Review  Final Review     Finals  5/5 - 5/7  Final Exam  Course Wrap-up  Finals Week     Important Dates</w:t>
+        <w:t>Week  Dates  Tuesday  Thursday  Notes      1  1/20 - 1/22  Module 01: Exploring Life Science &amp; Module 02: Chemistry of Life  Module 03: Biomolecules &amp; Module 04: Cellular Function  First week of classes    2  1/27 - 1/29  Lab 01: Measurement Methods &amp; Module 04 Review  Lab 02: Probability &amp; Statistics &amp; Review Modules 01-04  Labs begin    3  2/3 - 2/5  Module 05: Membranes &amp; Lab 03: Microscopy  Module 06: Metabolism &amp; Lab 04: Diffusion     4  2/10 - 2/12  Test Review &amp; Lab 05: pH and Solutions  Exam 01  Exam covers Modules 01-06    5  2/17 - 2/19  Module 07: Genetics (Ch 9) &amp; Lab 06: Central Dogma  Module 08: Cell Division (Ch 6) &amp; Lab 07: Cell Division     6  2/24 - 2/26  Module 09: Tissues &amp; Lab 08: Enzymes  Module 10: Inheritance &amp; Lab 09: Inheritance     7  3/3 - 3/5  Lab 10: Module 07-10 Review  Exam 02  Exam covers Modules 07-10    8  3/10 - 3/12  Module 11: Skeletal System &amp; Lab 11: Skeletal System  Module 12: Muscular System &amp; Lab 12: Muscular System     9  3/17 - 3/19  No Class  No Class  Spring Break    10  3/24 - 3/26  Module 13: Nervous System &amp; Lab 13: Nervous System  Module 14: Microbiology &amp; Lab 14: Microbiology     11  3/31 - 4/2  No Class  Module 15: Cardiopulmonary System &amp; Lab 15: Cardiopulmonary  Holiday (March 31)    12  4/7 - 4/9  Lab 16: Exam 03 Review  Exam 03  Exam covers Modules 11-15    13  4/14 - 4/16  Lab 17: Microbiology follow-up (Lab 14 cultures) &amp; Systems Integration Lab  Comprehensive Review     14  4/21 - 4/23  Lab Practicum  Final Review     15  4/28 - 4/30  Final Review  Final Review     Finals  5/5 - 5/7  Final Exam  Course Wrap-up  Finals Week     Important Dates</w:t>
       </w:r>
     </w:p>
     <w:p>

--- a/course/Schedule.docx
+++ b/course/Schedule.docx
@@ -24,7 +24,7 @@
     </w:p>
     <w:p>
       <w:r>
-        <w:t>Week  Dates  Tuesday  Thursday  Notes      1  1/20 - 1/22  Module 01: Exploring Life Science &amp; Module 02: Chemistry of Life  Module 03: Biomolecules &amp; Module 04: Cellular Function  First week of classes    2  1/27 - 1/29  Lab 01: Measurement Methods &amp; Module 04 Review  Lab 02: Probability &amp; Statistics &amp; Review Modules 01-04  Labs begin    3  2/3 - 2/5  Module 05: Membranes &amp; Lab 03: Microscopy  Module 06: Metabolism &amp; Lab 04: Diffusion     4  2/10 - 2/12  Test Review &amp; Lab 05: pH and Solutions  Exam 01  Exam covers Modules 01-06    5  2/17 - 2/19  Module 07: Genetics (Ch 9) &amp; Lab 06: Central Dogma  Module 08: Cell Division (Ch 6) &amp; Lab 07: Cell Division     6  2/24 - 2/26  Module 09: Tissues &amp; Lab 08: Enzymes  Module 10: Inheritance &amp; Lab 09: Inheritance     7  3/3 - 3/5  Lab 10: Module 07-10 Review  Exam 02  Exam covers Modules 07-10    8  3/10 - 3/12  Module 11: Skeletal System &amp; Lab 11: Skeletal System  Module 12: Muscular System &amp; Lab 12: Muscular System     9  3/17 - 3/19  No Class  No Class  Spring Break    10  3/24 - 3/26  Module 13: Pathogens &amp; Lab 13: Pathogens  Module 14: Cardiovascular System &amp; Lab 14: Cardiovascular     11  3/31 - 4/2  No Class  Review &amp; Lab 15: Respiratory  Holiday (March 31)    12  4/7 - 4/9  Exam 03  Module 15: Respiratory System  Exam covers Modules 11-14    13  4/14 - 4/16  Systems Integration Lab  Comprehensive Review     14  4/21 - 4/23  Lab Practicum  Final Review     15  4/28 - 4/30  Final Review  Final Review     Finals  5/5 - 5/7  Final Exam  Course Wrap-up  Finals Week     Important Dates</w:t>
+        <w:t>Week  Dates  Tuesday  Thursday  Notes      1  1/20 - 1/22  Module 01: Exploring Life Science &amp; Module 02: Chemistry of Life  Module 03: Biomolecules &amp; Module 04: Cellular Function  First week of classes    2  1/27 - 1/29  Lab 01: Measurement Methods &amp; Module 04 Review  Lab 02: Probability &amp; Statistics &amp; Review Modules 01-04  Labs begin    3  2/3 - 2/5  Module 05: Membranes &amp; Lab 03: Microscopy  Module 06: Metabolism &amp; Lab 04: Diffusion     4  2/10 - 2/12  Test Review &amp; Lab 05: pH and Solutions  Exam 01  Exam covers Modules 01-06    5  2/17 - 2/19  Module 07: Genetics (Ch 9) &amp; Lab 06: Central Dogma  Module 08: Cell Division (Ch 6) &amp; Lab 07: Cell Division     6  2/24 - 2/26  Module 09: Tissues &amp; Lab 08: Enzymes  Module 10: Inheritance &amp; Lab 09: Inheritance     7  3/3 - 3/5  Lab 10: Module 07-10 Review  Exam 02  Exam covers Modules 07-10    8  3/10 - 3/12  Module 11: Skeletal System &amp; Lab 11: Skeletal System  Module 12: Muscular System &amp; Lab 12: Muscular System     9  3/17 - 3/19  No Class  No Class  Spring Break    10  3/24 - 3/26  Module 13: Pathogens &amp; Lab 13: Microbiology  Module 14: Cardiovascular System &amp; Lab 14: Cardiovascular     11  3/31 - 4/2  No Class  Review &amp; Lab 15: Respiratory  Holiday (March 31)    12  4/7 - 4/9  Exam 03  Module 15: Respiratory System  Exam covers Modules 11-14    13  4/14 - 4/16  Systems Integration Lab  Comprehensive Review     14  4/21 - 4/23  Lab Practicum  Final Review     15  4/28 - 4/30  Final Review  Final Review     Finals  5/5 - 5/7  Final Exam  Course Wrap-up  Finals Week     Important Dates</w:t>
       </w:r>
     </w:p>
     <w:p>

--- a/course/Schedule.docx
+++ b/course/Schedule.docx
@@ -24,7 +24,7 @@
     </w:p>
     <w:p>
       <w:r>
-        <w:t>Week  Dates  Tuesday  Thursday  Notes      1  1/20 - 1/22  Module 01: Exploring Life Science &amp; Module 02: Chemistry of Life  Module 03: Biomolecules &amp; Module 04: Cellular Function  First week of classes    2  1/27 - 1/29  Lab 01: Measurement Methods &amp; Module 04 Review  Lab 02: Probability &amp; Statistics &amp; Review Modules 01-04  Labs begin    3  2/3 - 2/5  Module 05: Membranes &amp; Lab 03: Microscopy  Module 06: Metabolism &amp; Lab 04: Diffusion     4  2/10 - 2/12  Test Review &amp; Lab 05: pH and Solutions  Exam 01  Exam covers Modules 01-06    5  2/17 - 2/19  Module 07: Genetics (Ch 9) &amp; Lab 06: Central Dogma  Module 08: Cell Division (Ch 6) &amp; Lab 07: Cell Division     6  2/24 - 2/26  Module 09: Tissues &amp; Lab 08: Enzymes  Module 10: Inheritance &amp; Lab 09: Inheritance     7  3/3 - 3/5  Lab 10: Module 07-10 Review  Exam 02  Exam covers Modules 07-10    8  3/10 - 3/12  Module 11: Skeletal System &amp; Lab 11: Skeletal System  Module 12: Muscular System &amp; Lab 12: Muscular System     9  3/17 - 3/19  No Class  No Class  Spring Break    10  3/24 - 3/26  Module 13: Pathogens &amp; Lab 13: Microbiology  Module 14: Cardiovascular System &amp; Lab 14: Cardiovascular     11  3/31 - 4/2  No Class  Review &amp; Lab 15: Respiratory  Holiday (March 31)    12  4/7 - 4/9  Exam 03  Module 15: Respiratory System  Exam covers Modules 11-14    13  4/14 - 4/16  Systems Integration Lab  Comprehensive Review     14  4/21 - 4/23  Lab Practicum  Final Review     15  4/28 - 4/30  Final Review  Final Review     Finals  5/5 - 5/7  Final Exam  Course Wrap-up  Finals Week     Important Dates</w:t>
+        <w:t>Week  Dates  Tuesday  Thursday  Notes      1  1/20 - 1/22  Module 01: Exploring Life Science &amp; Module 02: Chemistry of Life  Module 03: Biomolecules &amp; Module 04: Cellular Function  First week of classes    2  1/27 - 1/29  Lab 01: Measurement Methods &amp; Module 04 Review  Lab 02: Probability &amp; Statistics &amp; Review Modules 01-04  Labs begin    3  2/3 - 2/5  Module 05: Membranes &amp; Lab 03: Microscopy  Module 06: Metabolism &amp; Lab 04: Diffusion     4  2/10 - 2/12  Test Review &amp; Lab 05: pH and Solutions  Exam 01  Exam covers Modules 01-06    5  2/17 - 2/19  Module 07: Genetics (Ch 9) &amp; Lab 06: Central Dogma  Module 08: Cell Division (Ch 6) &amp; Lab 07: Cell Division     6  2/24 - 2/26  Module 09: Tissues &amp; Lab 08: Enzymes  Module 10: Inheritance &amp; Lab 09: Inheritance     7  3/3 - 3/5  Lab 10: Module 07-10 Review  Exam 02  Exam covers Modules 07-10    8  3/10 - 3/12  Module 11: Skeletal System &amp; Lab 11: Skeletal System  Module 12: Muscular System &amp; Lab 12: Muscular System     9  3/17 - 3/19  No Class  No Class  Spring Break    10  3/24 - 3/26  Module 13: Nervous System &amp; Lab 13: Nervous System  Module 14: Microbiology &amp; Lab 14: Microbiology     11  3/31 - 4/2  No Class  Module 15: Cardiopulmonary &amp; Lab 15: Cardiopulmonary  Holiday (March 31)    12  4/7 - 4/9  Exam 03 Review  Exam 03  Exam covers Modules 11-15    13  4/14 - 4/16  Systems Integration Lab  Comprehensive Review     14  4/21 - 4/23  Lab Practicum  Final Review     15  4/28 - 4/30  Final Review  Final Review     Finals  5/5 - 5/7  Final Exam  Course Wrap-up  Finals Week     Important Dates</w:t>
       </w:r>
     </w:p>
     <w:p>
@@ -34,7 +34,7 @@
     </w:p>
     <w:p>
       <w:r>
-        <w:t>Exam 01 : Week 4 (February 12, 2026) - Modules 01-06  Exam 02 : Week 7 (March 5, 2026) - Modules 07-10  Exam 03 : Week 12 (April 7, 2026) - Modules 11-14  Final Exam : Finals Week (May 5, 2026) - Comprehensive (includes Module 15)   Module Distribution</w:t>
+        <w:t>Exam 01 : Week 4 (February 12, 2026) - Modules 01-06  Exam 02 : Week 7 (March 5, 2026) - Modules 07-10  Exam 03 : Week 12 (April 9, 2026) - Modules 11-15  Final Exam : Finals Week (May 5, 2026) - Comprehensive   Module Distribution</w:t>
       </w:r>
     </w:p>
     <w:sectPr>

--- a/course/Schedule.docx
+++ b/course/Schedule.docx
@@ -24,17 +24,17 @@
     </w:p>
     <w:p>
       <w:r>
-        <w:t>Week  Dates  Tuesday  Thursday  Notes      1  1/20 - 1/22  Module 01: Exploring Life Science &amp; Module 02: Chemistry of Life  Module 03: Biomolecules &amp; Module 04: Cellular Function  First week of classes    2  1/27 - 1/29  Lab 01: Measurement Methods &amp; Module 04 Review  Lab 02: Probability &amp; Statistics &amp; Review Modules 01-04  Labs begin    3  2/3 - 2/5  Module 05: Membranes &amp; Lab 03: Microscopy  Module 06: Metabolism &amp; Lab 04: Diffusion     4  2/10 - 2/12  Test Review &amp; Lab 05: pH and Solutions  Exam 01  Exam covers Modules 01-06    5  2/17 - 2/19  Module 07: Genetics (Ch 9) &amp; Lab 06: Central Dogma  Module 08: Cell Division (Ch 6) &amp; Lab 07: Cell Division     6  2/24 - 2/26  Module 09: Tissues &amp; Lab 08: Enzymes  Module 10: Inheritance &amp; Lab 09: Inheritance     7  3/3 - 3/5  Lab 10: Module 07-10 Review  Exam 02  Exam covers Modules 07-10    8  3/10 - 3/12  Module 11: Skeletal System &amp; Lab 11: Skeletal System  Module 12: Muscular System &amp; Lab 12: Muscular System     9  3/17 - 3/19  No Class  No Class  Spring Break    10  3/24 - 3/26  Module 13: Nervous System &amp; Lab 13: Nervous System  Module 14: Microbiology &amp; Lab 14: Microbiology     11  3/31 - 4/2  No Class  Module 15: Cardiopulmonary &amp; Lab 15: Cardiopulmonary  Holiday (March 31)    12  4/7 - 4/9  Exam 03 Review  Exam 03  Exam covers Modules 11-15    13  4/14 - 4/16  Systems Integration Lab  Comprehensive Review     14  4/21 - 4/23  Lab Practicum  Final Review     15  4/28 - 4/30  Final Review  Final Review     Finals  5/5 - 5/7  Final Exam  Course Wrap-up  Finals Week     Important Dates</w:t>
+        <w:t>Week  Dates  Tuesday  Thursday  Notes      1  1/20 - 1/22  Module 01: Exploring Life Science &amp; Module 02: Chemistry of Life  Module 03: Biomolecules &amp; Module 04: Cellular Function  First week of classes    2  1/27 - 1/29  Lab 01: Measurement Methods &amp; Module 04 Review  Lab 02: Probability &amp; Statistics &amp; Review Modules 01-04  Labs begin    3  2/3 - 2/5  Module 05: Membranes &amp; Lab 03: Microscopy  Module 06: Metabolism &amp; Lab 04: Diffusion     4  2/10 - 2/12  Test Review &amp; Lab 05: pH and Solutions  Exam 01  Exam covers Modules 01-06    5  2/17 - 2/19  Module 07: Genetics (Ch 9) &amp; Lab 06: Central Dogma  Module 08: Cell Division (Ch 6) &amp; Lab 07: Cell Division     6  2/24 - 2/26  Module 09: Tissues &amp; Lab 08: Enzymes  Module 10: Inheritance &amp; Lab 09: Inheritance     7  3/3 - 3/5  Lab 10: Module 07-10 Review  Exam 02  Exam covers Modules 07-10    8  3/10 - 3/12  Module 11: Skeletal System &amp; Lab 11: Skeletal System  Module 12: Muscular System &amp; Lab 12: Muscular System     9  3/17 - 3/19  No Class  No Class  Spring Break    10  3/24 - 3/26  Module 13: Nervous System &amp; Lab 13: Nervous System  Module 14: Microbiology &amp; Lab 14: Microbiology     11  3/31 - 4/2  No Class  Module 15: Cardiopulmonary &amp; Lab 15: Cardiopulmonary  Holiday (March 31)    12  4/7 - 4/9  Office Hours and Review  Office Hours and Review     13  4/14 - 4/16  Exam 03 Review  Exam 03  Exam covers Modules 11-15    14  4/21 - 4/23  Module 16: Ecology &amp; Lab 16: Ecology  Module 17: Evolution &amp; Lab 17: Evolution     15  4/28 - 4/30  Review &amp; Extra Credit  Review &amp; Extra Credit  Extra credit presentations    Finals  5/5 - 5/7  Final Exam  No Class  Finals Week     Important Dates</w:t>
       </w:r>
     </w:p>
     <w:p>
       <w:r>
-        <w:t>Classes Begin : January 20, 2026  Spring Break : March 17-19, 2026 (No Classes)  Final Examinations : May 5, 2026  Semester Ends : May 7, 2026   Exam Schedule</w:t>
+        <w:t>Classes Begin : January 20, 2026  Spring Break : March 17-19, 2026 (No Classes)  Final Examinations : May 5, 2026  Semester Ends : May 7, 2026 (No Class)   Exam Schedule</w:t>
       </w:r>
     </w:p>
     <w:p>
       <w:r>
-        <w:t>Exam 01 : Week 4 (February 12, 2026) - Modules 01-06  Exam 02 : Week 7 (March 5, 2026) - Modules 07-10  Exam 03 : Week 12 (April 9, 2026) - Modules 11-15  Final Exam : Finals Week (May 5, 2026) - Comprehensive   Module Distribution</w:t>
+        <w:t>Exam 01 : Week 4 (February 12, 2026) - Modules 01-06  Exam 02 : Week 7 (March 5, 2026) - Modules 07-10  Exam 03 : Week 13 (April 16, 2026) - Modules 11-15  Final Exam : Finals Week (May 5, 2026) - Comprehensive   Module Distribution</w:t>
       </w:r>
     </w:p>
     <w:sectPr>

--- a/course/Schedule.docx
+++ b/course/Schedule.docx
@@ -3,18 +3,30 @@
 <w:document xmlns:wpc="http://schemas.microsoft.com/office/word/2010/wordprocessingCanvas" xmlns:mo="http://schemas.microsoft.com/office/mac/office/2008/main" xmlns:mc="http://schemas.openxmlformats.org/markup-compatibility/2006" xmlns:mv="urn:schemas-microsoft-com:mac:vml" xmlns:o="urn:schemas-microsoft-com:office:office" xmlns:r="http://schemas.openxmlformats.org/officeDocument/2006/relationships" xmlns:m="http://schemas.openxmlformats.org/officeDocument/2006/math" xmlns:v="urn:schemas-microsoft-com:vml" xmlns:wp14="http://schemas.microsoft.com/office/word/2010/wordprocessingDrawing" xmlns:wp="http://schemas.openxmlformats.org/drawingml/2006/wordprocessingDrawing" xmlns:w10="urn:schemas-microsoft-com:office:word" xmlns:w="http://schemas.openxmlformats.org/wordprocessingml/2006/main" xmlns:w14="http://schemas.microsoft.com/office/word/2010/wordml" xmlns:wpg="http://schemas.microsoft.com/office/word/2010/wordprocessingGroup" xmlns:wpi="http://schemas.microsoft.com/office/word/2010/wordprocessingInk" xmlns:wne="http://schemas.microsoft.com/office/word/2006/wordml" xmlns:wps="http://schemas.microsoft.com/office/word/2010/wordprocessingShape" mc:Ignorable="w14 wp14">
   <w:body>
     <w:p>
+      <w:pPr>
+        <w:pStyle w:val="Heading1"/>
+      </w:pPr>
       <w:r>
         <w:t>Course Schedule - BIOL-8: Human Biology</w:t>
       </w:r>
     </w:p>
     <w:p>
+      <w:pPr>
+        <w:pStyle w:val="Heading2"/>
+      </w:pPr>
       <w:r>
         <w:t>Spring 2026</w:t>
       </w:r>
     </w:p>
     <w:p>
       <w:r>
-        <w:t>Meeting Times : Tuesdays and Thursdays, 5:30 PM - 8:40 PM</w:t>
+        <w:rPr>
+          <w:b/>
+        </w:rPr>
+        <w:t>Meeting Times</w:t>
+      </w:r>
+      <w:r>
+        <w:t>: Tuesdays and Thursdays, 5:30 PM - 8:40 PM</w:t>
       </w:r>
     </w:p>
     <w:p>
@@ -22,21 +34,1196 @@
         <w:t>Each class will consist of different proportions of lecture, discussion, and hands-on laboratory activities. We will adapt and adjust along the way.</w:t>
       </w:r>
     </w:p>
+    <w:tbl>
+      <w:tblPr>
+        <w:tblW w:type="auto" w:w="0"/>
+        <w:tblLook w:firstColumn="1" w:firstRow="1" w:lastColumn="0" w:lastRow="0" w:noHBand="0" w:noVBand="1" w:val="04A0"/>
+      </w:tblPr>
+      <w:tblGrid>
+        <w:gridCol w:w="1728"/>
+        <w:gridCol w:w="1728"/>
+        <w:gridCol w:w="1728"/>
+        <w:gridCol w:w="1728"/>
+        <w:gridCol w:w="1728"/>
+      </w:tblGrid>
+      <w:tr>
+        <w:tc>
+          <w:tcPr>
+            <w:tcW w:type="dxa" w:w="1728"/>
+          </w:tcPr>
+          <w:p>
+            <w:r>
+              <w:t>Week</w:t>
+            </w:r>
+          </w:p>
+        </w:tc>
+        <w:tc>
+          <w:tcPr>
+            <w:tcW w:type="dxa" w:w="1728"/>
+          </w:tcPr>
+          <w:p>
+            <w:r>
+              <w:t>Dates</w:t>
+            </w:r>
+          </w:p>
+        </w:tc>
+        <w:tc>
+          <w:tcPr>
+            <w:tcW w:type="dxa" w:w="1728"/>
+          </w:tcPr>
+          <w:p>
+            <w:r>
+              <w:t>Tuesday</w:t>
+            </w:r>
+          </w:p>
+        </w:tc>
+        <w:tc>
+          <w:tcPr>
+            <w:tcW w:type="dxa" w:w="1728"/>
+          </w:tcPr>
+          <w:p>
+            <w:r>
+              <w:t>Thursday</w:t>
+            </w:r>
+          </w:p>
+        </w:tc>
+        <w:tc>
+          <w:tcPr>
+            <w:tcW w:type="dxa" w:w="1728"/>
+          </w:tcPr>
+          <w:p>
+            <w:r>
+              <w:t>Notes</w:t>
+            </w:r>
+          </w:p>
+        </w:tc>
+      </w:tr>
+      <w:tr>
+        <w:tc>
+          <w:tcPr>
+            <w:tcW w:type="dxa" w:w="1728"/>
+          </w:tcPr>
+          <w:p>
+            <w:r>
+              <w:t>1</w:t>
+            </w:r>
+          </w:p>
+        </w:tc>
+        <w:tc>
+          <w:tcPr>
+            <w:tcW w:type="dxa" w:w="1728"/>
+          </w:tcPr>
+          <w:p>
+            <w:r>
+              <w:t>1/20 - 1/22</w:t>
+            </w:r>
+          </w:p>
+        </w:tc>
+        <w:tc>
+          <w:tcPr>
+            <w:tcW w:type="dxa" w:w="1728"/>
+          </w:tcPr>
+          <w:p>
+            <w:r>
+              <w:t>Module 01: Exploring Life Science &amp; Module 02: Chemistry of Life</w:t>
+            </w:r>
+          </w:p>
+        </w:tc>
+        <w:tc>
+          <w:tcPr>
+            <w:tcW w:type="dxa" w:w="1728"/>
+          </w:tcPr>
+          <w:p>
+            <w:r>
+              <w:t>Module 03: Biomolecules &amp; Module 04: Cellular Function</w:t>
+            </w:r>
+          </w:p>
+        </w:tc>
+        <w:tc>
+          <w:tcPr>
+            <w:tcW w:type="dxa" w:w="1728"/>
+          </w:tcPr>
+          <w:p>
+            <w:r>
+              <w:t>First week of classes</w:t>
+            </w:r>
+          </w:p>
+        </w:tc>
+      </w:tr>
+      <w:tr>
+        <w:tc>
+          <w:tcPr>
+            <w:tcW w:type="dxa" w:w="1728"/>
+          </w:tcPr>
+          <w:p>
+            <w:r>
+              <w:t>2</w:t>
+            </w:r>
+          </w:p>
+        </w:tc>
+        <w:tc>
+          <w:tcPr>
+            <w:tcW w:type="dxa" w:w="1728"/>
+          </w:tcPr>
+          <w:p>
+            <w:r>
+              <w:t>1/27 - 1/29</w:t>
+            </w:r>
+          </w:p>
+        </w:tc>
+        <w:tc>
+          <w:tcPr>
+            <w:tcW w:type="dxa" w:w="1728"/>
+          </w:tcPr>
+          <w:p>
+            <w:r>
+              <w:t>Lab 01: Measurement Methods &amp; Module 04 Review</w:t>
+            </w:r>
+          </w:p>
+        </w:tc>
+        <w:tc>
+          <w:tcPr>
+            <w:tcW w:type="dxa" w:w="1728"/>
+          </w:tcPr>
+          <w:p>
+            <w:r>
+              <w:t>Lab 02: Probability &amp; Statistics &amp; Review Modules 01-04</w:t>
+            </w:r>
+          </w:p>
+        </w:tc>
+        <w:tc>
+          <w:tcPr>
+            <w:tcW w:type="dxa" w:w="1728"/>
+          </w:tcPr>
+          <w:p>
+            <w:r>
+              <w:t>Labs begin</w:t>
+            </w:r>
+          </w:p>
+        </w:tc>
+      </w:tr>
+      <w:tr>
+        <w:tc>
+          <w:tcPr>
+            <w:tcW w:type="dxa" w:w="1728"/>
+          </w:tcPr>
+          <w:p>
+            <w:r>
+              <w:t>3</w:t>
+            </w:r>
+          </w:p>
+        </w:tc>
+        <w:tc>
+          <w:tcPr>
+            <w:tcW w:type="dxa" w:w="1728"/>
+          </w:tcPr>
+          <w:p>
+            <w:r>
+              <w:t>2/3 - 2/5</w:t>
+            </w:r>
+          </w:p>
+        </w:tc>
+        <w:tc>
+          <w:tcPr>
+            <w:tcW w:type="dxa" w:w="1728"/>
+          </w:tcPr>
+          <w:p>
+            <w:r>
+              <w:t>Module 05: Membranes &amp; Lab 03: Microscopy</w:t>
+            </w:r>
+          </w:p>
+        </w:tc>
+        <w:tc>
+          <w:tcPr>
+            <w:tcW w:type="dxa" w:w="1728"/>
+          </w:tcPr>
+          <w:p>
+            <w:r>
+              <w:t>Module 06: Metabolism &amp; Lab 04: Diffusion</w:t>
+            </w:r>
+          </w:p>
+        </w:tc>
+        <w:tc>
+          <w:tcPr>
+            <w:tcW w:type="dxa" w:w="1728"/>
+          </w:tcPr>
+          <w:p>
+            <w:r/>
+          </w:p>
+        </w:tc>
+      </w:tr>
+      <w:tr>
+        <w:tc>
+          <w:tcPr>
+            <w:tcW w:type="dxa" w:w="1728"/>
+          </w:tcPr>
+          <w:p>
+            <w:r>
+              <w:t>4</w:t>
+            </w:r>
+          </w:p>
+        </w:tc>
+        <w:tc>
+          <w:tcPr>
+            <w:tcW w:type="dxa" w:w="1728"/>
+          </w:tcPr>
+          <w:p>
+            <w:r>
+              <w:t>2/10 - 2/12</w:t>
+            </w:r>
+          </w:p>
+        </w:tc>
+        <w:tc>
+          <w:tcPr>
+            <w:tcW w:type="dxa" w:w="1728"/>
+          </w:tcPr>
+          <w:p>
+            <w:r>
+              <w:t>Test Review &amp; Lab 05: pH and Solutions</w:t>
+            </w:r>
+          </w:p>
+        </w:tc>
+        <w:tc>
+          <w:tcPr>
+            <w:tcW w:type="dxa" w:w="1728"/>
+          </w:tcPr>
+          <w:p>
+            <w:r>
+              <w:t>Exam 01</w:t>
+            </w:r>
+          </w:p>
+        </w:tc>
+        <w:tc>
+          <w:tcPr>
+            <w:tcW w:type="dxa" w:w="1728"/>
+          </w:tcPr>
+          <w:p>
+            <w:r>
+              <w:t>Exam covers Modules 01-06</w:t>
+            </w:r>
+          </w:p>
+        </w:tc>
+      </w:tr>
+      <w:tr>
+        <w:tc>
+          <w:tcPr>
+            <w:tcW w:type="dxa" w:w="1728"/>
+          </w:tcPr>
+          <w:p>
+            <w:r>
+              <w:t>5</w:t>
+            </w:r>
+          </w:p>
+        </w:tc>
+        <w:tc>
+          <w:tcPr>
+            <w:tcW w:type="dxa" w:w="1728"/>
+          </w:tcPr>
+          <w:p>
+            <w:r>
+              <w:t>2/17 - 2/19</w:t>
+            </w:r>
+          </w:p>
+        </w:tc>
+        <w:tc>
+          <w:tcPr>
+            <w:tcW w:type="dxa" w:w="1728"/>
+          </w:tcPr>
+          <w:p>
+            <w:r>
+              <w:t>Module 07: Genetics (Ch 9) &amp; Lab 06: Central Dogma</w:t>
+            </w:r>
+          </w:p>
+        </w:tc>
+        <w:tc>
+          <w:tcPr>
+            <w:tcW w:type="dxa" w:w="1728"/>
+          </w:tcPr>
+          <w:p>
+            <w:r>
+              <w:t>Module 08: Cell Division (Ch 6) &amp; Lab 07: Cell Division</w:t>
+            </w:r>
+          </w:p>
+        </w:tc>
+        <w:tc>
+          <w:tcPr>
+            <w:tcW w:type="dxa" w:w="1728"/>
+          </w:tcPr>
+          <w:p>
+            <w:r/>
+          </w:p>
+        </w:tc>
+      </w:tr>
+      <w:tr>
+        <w:tc>
+          <w:tcPr>
+            <w:tcW w:type="dxa" w:w="1728"/>
+          </w:tcPr>
+          <w:p>
+            <w:r>
+              <w:t>6</w:t>
+            </w:r>
+          </w:p>
+        </w:tc>
+        <w:tc>
+          <w:tcPr>
+            <w:tcW w:type="dxa" w:w="1728"/>
+          </w:tcPr>
+          <w:p>
+            <w:r>
+              <w:t>2/24 - 2/26</w:t>
+            </w:r>
+          </w:p>
+        </w:tc>
+        <w:tc>
+          <w:tcPr>
+            <w:tcW w:type="dxa" w:w="1728"/>
+          </w:tcPr>
+          <w:p>
+            <w:r>
+              <w:t>Module 09: Tissues &amp; Lab 08: Enzymes</w:t>
+            </w:r>
+          </w:p>
+        </w:tc>
+        <w:tc>
+          <w:tcPr>
+            <w:tcW w:type="dxa" w:w="1728"/>
+          </w:tcPr>
+          <w:p>
+            <w:r>
+              <w:t>Module 10: Inheritance &amp; Lab 09: Inheritance</w:t>
+            </w:r>
+          </w:p>
+        </w:tc>
+        <w:tc>
+          <w:tcPr>
+            <w:tcW w:type="dxa" w:w="1728"/>
+          </w:tcPr>
+          <w:p>
+            <w:r/>
+          </w:p>
+        </w:tc>
+      </w:tr>
+      <w:tr>
+        <w:tc>
+          <w:tcPr>
+            <w:tcW w:type="dxa" w:w="1728"/>
+          </w:tcPr>
+          <w:p>
+            <w:r>
+              <w:t>7</w:t>
+            </w:r>
+          </w:p>
+        </w:tc>
+        <w:tc>
+          <w:tcPr>
+            <w:tcW w:type="dxa" w:w="1728"/>
+          </w:tcPr>
+          <w:p>
+            <w:r>
+              <w:t>3/3 - 3/5</w:t>
+            </w:r>
+          </w:p>
+        </w:tc>
+        <w:tc>
+          <w:tcPr>
+            <w:tcW w:type="dxa" w:w="1728"/>
+          </w:tcPr>
+          <w:p>
+            <w:r>
+              <w:t>Lab 10: Module 07-10 Review</w:t>
+            </w:r>
+          </w:p>
+        </w:tc>
+        <w:tc>
+          <w:tcPr>
+            <w:tcW w:type="dxa" w:w="1728"/>
+          </w:tcPr>
+          <w:p>
+            <w:r>
+              <w:t>Exam 02</w:t>
+            </w:r>
+          </w:p>
+        </w:tc>
+        <w:tc>
+          <w:tcPr>
+            <w:tcW w:type="dxa" w:w="1728"/>
+          </w:tcPr>
+          <w:p>
+            <w:r>
+              <w:t>Exam covers Modules 07-10</w:t>
+            </w:r>
+          </w:p>
+        </w:tc>
+      </w:tr>
+      <w:tr>
+        <w:tc>
+          <w:tcPr>
+            <w:tcW w:type="dxa" w:w="1728"/>
+          </w:tcPr>
+          <w:p>
+            <w:r>
+              <w:t>8</w:t>
+            </w:r>
+          </w:p>
+        </w:tc>
+        <w:tc>
+          <w:tcPr>
+            <w:tcW w:type="dxa" w:w="1728"/>
+          </w:tcPr>
+          <w:p>
+            <w:r>
+              <w:t>3/10 - 3/12</w:t>
+            </w:r>
+          </w:p>
+        </w:tc>
+        <w:tc>
+          <w:tcPr>
+            <w:tcW w:type="dxa" w:w="1728"/>
+          </w:tcPr>
+          <w:p>
+            <w:r>
+              <w:t>Module 11: Skeletal System &amp; Lab 11: Skeletal System</w:t>
+            </w:r>
+          </w:p>
+        </w:tc>
+        <w:tc>
+          <w:tcPr>
+            <w:tcW w:type="dxa" w:w="1728"/>
+          </w:tcPr>
+          <w:p>
+            <w:r>
+              <w:t>Module 12: Muscular System &amp; Lab 12: Muscular System</w:t>
+            </w:r>
+          </w:p>
+        </w:tc>
+        <w:tc>
+          <w:tcPr>
+            <w:tcW w:type="dxa" w:w="1728"/>
+          </w:tcPr>
+          <w:p>
+            <w:r/>
+          </w:p>
+        </w:tc>
+      </w:tr>
+      <w:tr>
+        <w:tc>
+          <w:tcPr>
+            <w:tcW w:type="dxa" w:w="1728"/>
+          </w:tcPr>
+          <w:p>
+            <w:r>
+              <w:t>9</w:t>
+            </w:r>
+          </w:p>
+        </w:tc>
+        <w:tc>
+          <w:tcPr>
+            <w:tcW w:type="dxa" w:w="1728"/>
+          </w:tcPr>
+          <w:p>
+            <w:r>
+              <w:t>3/17 - 3/19</w:t>
+            </w:r>
+          </w:p>
+        </w:tc>
+        <w:tc>
+          <w:tcPr>
+            <w:tcW w:type="dxa" w:w="1728"/>
+          </w:tcPr>
+          <w:p>
+            <w:r>
+              <w:t>No Class</w:t>
+            </w:r>
+          </w:p>
+        </w:tc>
+        <w:tc>
+          <w:tcPr>
+            <w:tcW w:type="dxa" w:w="1728"/>
+          </w:tcPr>
+          <w:p>
+            <w:r>
+              <w:t>No Class</w:t>
+            </w:r>
+          </w:p>
+        </w:tc>
+        <w:tc>
+          <w:tcPr>
+            <w:tcW w:type="dxa" w:w="1728"/>
+          </w:tcPr>
+          <w:p>
+            <w:r>
+              <w:t>Spring Break</w:t>
+            </w:r>
+          </w:p>
+        </w:tc>
+      </w:tr>
+      <w:tr>
+        <w:tc>
+          <w:tcPr>
+            <w:tcW w:type="dxa" w:w="1728"/>
+          </w:tcPr>
+          <w:p>
+            <w:r>
+              <w:t>10</w:t>
+            </w:r>
+          </w:p>
+        </w:tc>
+        <w:tc>
+          <w:tcPr>
+            <w:tcW w:type="dxa" w:w="1728"/>
+          </w:tcPr>
+          <w:p>
+            <w:r>
+              <w:t>3/24 - 3/26</w:t>
+            </w:r>
+          </w:p>
+        </w:tc>
+        <w:tc>
+          <w:tcPr>
+            <w:tcW w:type="dxa" w:w="1728"/>
+          </w:tcPr>
+          <w:p>
+            <w:r>
+              <w:t>Module 13: Nervous System &amp; Lab 13: Nervous System</w:t>
+            </w:r>
+          </w:p>
+        </w:tc>
+        <w:tc>
+          <w:tcPr>
+            <w:tcW w:type="dxa" w:w="1728"/>
+          </w:tcPr>
+          <w:p>
+            <w:r>
+              <w:t>Module 14: Microbiology &amp; Lab 14: Microbiology</w:t>
+            </w:r>
+          </w:p>
+        </w:tc>
+        <w:tc>
+          <w:tcPr>
+            <w:tcW w:type="dxa" w:w="1728"/>
+          </w:tcPr>
+          <w:p>
+            <w:r/>
+          </w:p>
+        </w:tc>
+      </w:tr>
+      <w:tr>
+        <w:tc>
+          <w:tcPr>
+            <w:tcW w:type="dxa" w:w="1728"/>
+          </w:tcPr>
+          <w:p>
+            <w:r>
+              <w:t>11</w:t>
+            </w:r>
+          </w:p>
+        </w:tc>
+        <w:tc>
+          <w:tcPr>
+            <w:tcW w:type="dxa" w:w="1728"/>
+          </w:tcPr>
+          <w:p>
+            <w:r>
+              <w:t>3/31 - 4/2</w:t>
+            </w:r>
+          </w:p>
+        </w:tc>
+        <w:tc>
+          <w:tcPr>
+            <w:tcW w:type="dxa" w:w="1728"/>
+          </w:tcPr>
+          <w:p>
+            <w:r>
+              <w:t>No Class</w:t>
+            </w:r>
+          </w:p>
+        </w:tc>
+        <w:tc>
+          <w:tcPr>
+            <w:tcW w:type="dxa" w:w="1728"/>
+          </w:tcPr>
+          <w:p>
+            <w:r>
+              <w:t>Module 15: Cardiopulmonary &amp; Lab 15: Cardiopulmonary</w:t>
+            </w:r>
+          </w:p>
+        </w:tc>
+        <w:tc>
+          <w:tcPr>
+            <w:tcW w:type="dxa" w:w="1728"/>
+          </w:tcPr>
+          <w:p>
+            <w:r>
+              <w:t>Holiday (March 31)</w:t>
+            </w:r>
+          </w:p>
+        </w:tc>
+      </w:tr>
+      <w:tr>
+        <w:tc>
+          <w:tcPr>
+            <w:tcW w:type="dxa" w:w="1728"/>
+          </w:tcPr>
+          <w:p>
+            <w:r>
+              <w:t>12</w:t>
+            </w:r>
+          </w:p>
+        </w:tc>
+        <w:tc>
+          <w:tcPr>
+            <w:tcW w:type="dxa" w:w="1728"/>
+          </w:tcPr>
+          <w:p>
+            <w:r>
+              <w:t>4/7 - 4/9</w:t>
+            </w:r>
+          </w:p>
+        </w:tc>
+        <w:tc>
+          <w:tcPr>
+            <w:tcW w:type="dxa" w:w="1728"/>
+          </w:tcPr>
+          <w:p>
+            <w:r>
+              <w:t>Office Hours and Review</w:t>
+            </w:r>
+          </w:p>
+        </w:tc>
+        <w:tc>
+          <w:tcPr>
+            <w:tcW w:type="dxa" w:w="1728"/>
+          </w:tcPr>
+          <w:p>
+            <w:r>
+              <w:t>Office Hours and Review</w:t>
+            </w:r>
+          </w:p>
+        </w:tc>
+        <w:tc>
+          <w:tcPr>
+            <w:tcW w:type="dxa" w:w="1728"/>
+          </w:tcPr>
+          <w:p>
+            <w:r/>
+          </w:p>
+        </w:tc>
+      </w:tr>
+      <w:tr>
+        <w:tc>
+          <w:tcPr>
+            <w:tcW w:type="dxa" w:w="1728"/>
+          </w:tcPr>
+          <w:p>
+            <w:r>
+              <w:t>13</w:t>
+            </w:r>
+          </w:p>
+        </w:tc>
+        <w:tc>
+          <w:tcPr>
+            <w:tcW w:type="dxa" w:w="1728"/>
+          </w:tcPr>
+          <w:p>
+            <w:r>
+              <w:t>4/14 - 4/16</w:t>
+            </w:r>
+          </w:p>
+        </w:tc>
+        <w:tc>
+          <w:tcPr>
+            <w:tcW w:type="dxa" w:w="1728"/>
+          </w:tcPr>
+          <w:p>
+            <w:r>
+              <w:t>Exam 03 Review</w:t>
+            </w:r>
+          </w:p>
+        </w:tc>
+        <w:tc>
+          <w:tcPr>
+            <w:tcW w:type="dxa" w:w="1728"/>
+          </w:tcPr>
+          <w:p>
+            <w:r>
+              <w:t>Exam 03</w:t>
+            </w:r>
+          </w:p>
+        </w:tc>
+        <w:tc>
+          <w:tcPr>
+            <w:tcW w:type="dxa" w:w="1728"/>
+          </w:tcPr>
+          <w:p>
+            <w:r>
+              <w:t>Exam covers Modules 11-15</w:t>
+            </w:r>
+          </w:p>
+        </w:tc>
+      </w:tr>
+      <w:tr>
+        <w:tc>
+          <w:tcPr>
+            <w:tcW w:type="dxa" w:w="1728"/>
+          </w:tcPr>
+          <w:p>
+            <w:r>
+              <w:t>14</w:t>
+            </w:r>
+          </w:p>
+        </w:tc>
+        <w:tc>
+          <w:tcPr>
+            <w:tcW w:type="dxa" w:w="1728"/>
+          </w:tcPr>
+          <w:p>
+            <w:r>
+              <w:t>4/21 - 4/23</w:t>
+            </w:r>
+          </w:p>
+        </w:tc>
+        <w:tc>
+          <w:tcPr>
+            <w:tcW w:type="dxa" w:w="1728"/>
+          </w:tcPr>
+          <w:p>
+            <w:r>
+              <w:t>Module 16: Ecology &amp; Lab 16: Ecology</w:t>
+            </w:r>
+          </w:p>
+        </w:tc>
+        <w:tc>
+          <w:tcPr>
+            <w:tcW w:type="dxa" w:w="1728"/>
+          </w:tcPr>
+          <w:p>
+            <w:r>
+              <w:t>Module 17: Evolution &amp; Lab 17: Evolution</w:t>
+            </w:r>
+          </w:p>
+        </w:tc>
+        <w:tc>
+          <w:tcPr>
+            <w:tcW w:type="dxa" w:w="1728"/>
+          </w:tcPr>
+          <w:p>
+            <w:r/>
+          </w:p>
+        </w:tc>
+      </w:tr>
+      <w:tr>
+        <w:tc>
+          <w:tcPr>
+            <w:tcW w:type="dxa" w:w="1728"/>
+          </w:tcPr>
+          <w:p>
+            <w:r>
+              <w:t>15</w:t>
+            </w:r>
+          </w:p>
+        </w:tc>
+        <w:tc>
+          <w:tcPr>
+            <w:tcW w:type="dxa" w:w="1728"/>
+          </w:tcPr>
+          <w:p>
+            <w:r>
+              <w:t>4/28 - 4/30</w:t>
+            </w:r>
+          </w:p>
+        </w:tc>
+        <w:tc>
+          <w:tcPr>
+            <w:tcW w:type="dxa" w:w="1728"/>
+          </w:tcPr>
+          <w:p>
+            <w:r>
+              <w:t>Review &amp; Extra Credit</w:t>
+            </w:r>
+          </w:p>
+        </w:tc>
+        <w:tc>
+          <w:tcPr>
+            <w:tcW w:type="dxa" w:w="1728"/>
+          </w:tcPr>
+          <w:p>
+            <w:r>
+              <w:t>Review &amp; Extra Credit</w:t>
+            </w:r>
+          </w:p>
+        </w:tc>
+        <w:tc>
+          <w:tcPr>
+            <w:tcW w:type="dxa" w:w="1728"/>
+          </w:tcPr>
+          <w:p>
+            <w:r>
+              <w:t>Extra credit presentations</w:t>
+            </w:r>
+          </w:p>
+        </w:tc>
+      </w:tr>
+      <w:tr>
+        <w:tc>
+          <w:tcPr>
+            <w:tcW w:type="dxa" w:w="1728"/>
+          </w:tcPr>
+          <w:p>
+            <w:r>
+              <w:t>Finals</w:t>
+            </w:r>
+          </w:p>
+        </w:tc>
+        <w:tc>
+          <w:tcPr>
+            <w:tcW w:type="dxa" w:w="1728"/>
+          </w:tcPr>
+          <w:p>
+            <w:r>
+              <w:t>5/5 - 5/7</w:t>
+            </w:r>
+          </w:p>
+        </w:tc>
+        <w:tc>
+          <w:tcPr>
+            <w:tcW w:type="dxa" w:w="1728"/>
+          </w:tcPr>
+          <w:p>
+            <w:r>
+              <w:t>Final Exam</w:t>
+            </w:r>
+          </w:p>
+        </w:tc>
+        <w:tc>
+          <w:tcPr>
+            <w:tcW w:type="dxa" w:w="1728"/>
+          </w:tcPr>
+          <w:p>
+            <w:r>
+              <w:t>No Class</w:t>
+            </w:r>
+          </w:p>
+        </w:tc>
+        <w:tc>
+          <w:tcPr>
+            <w:tcW w:type="dxa" w:w="1728"/>
+          </w:tcPr>
+          <w:p>
+            <w:r>
+              <w:t>Finals Week</w:t>
+            </w:r>
+          </w:p>
+        </w:tc>
+      </w:tr>
+    </w:tbl>
     <w:p>
+      <w:pPr>
+        <w:pStyle w:val="Heading2"/>
+      </w:pPr>
       <w:r>
-        <w:t>Week  Dates  Tuesday  Thursday  Notes      1  1/20 - 1/22  Module 01: Exploring Life Science &amp; Module 02: Chemistry of Life  Module 03: Biomolecules &amp; Module 04: Cellular Function  First week of classes    2  1/27 - 1/29  Lab 01: Measurement Methods &amp; Module 04 Review  Lab 02: Probability &amp; Statistics &amp; Review Modules 01-04  Labs begin    3  2/3 - 2/5  Module 05: Membranes &amp; Lab 03: Microscopy  Module 06: Metabolism &amp; Lab 04: Diffusion     4  2/10 - 2/12  Test Review &amp; Lab 05: pH and Solutions  Exam 01  Exam covers Modules 01-06    5  2/17 - 2/19  Module 07: Genetics (Ch 9) &amp; Lab 06: Central Dogma  Module 08: Cell Division (Ch 6) &amp; Lab 07: Cell Division     6  2/24 - 2/26  Module 09: Tissues &amp; Lab 08: Enzymes  Module 10: Inheritance &amp; Lab 09: Inheritance     7  3/3 - 3/5  Lab 10: Module 07-10 Review  Exam 02  Exam covers Modules 07-10    8  3/10 - 3/12  Module 11: Skeletal System &amp; Lab 11: Skeletal System  Module 12: Muscular System &amp; Lab 12: Muscular System     9  3/17 - 3/19  No Class  No Class  Spring Break    10  3/24 - 3/26  Module 13: Nervous System &amp; Lab 13: Nervous System  Module 14: Microbiology &amp; Lab 14: Microbiology     11  3/31 - 4/2  No Class  Module 15: Cardiopulmonary &amp; Lab 15: Cardiopulmonary  Holiday (March 31)    12  4/7 - 4/9  Office Hours and Review  Office Hours and Review     13  4/14 - 4/16  Exam 03 Review  Exam 03  Exam covers Modules 11-15    14  4/21 - 4/23  Module 16: Ecology &amp; Lab 16: Ecology  Module 17: Evolution &amp; Lab 17: Evolution     15  4/28 - 4/30  Review &amp; Extra Credit  Review &amp; Extra Credit  Extra credit presentations    Finals  5/5 - 5/7  Final Exam  No Class  Finals Week     Important Dates</w:t>
+        <w:t>Important Dates</w:t>
       </w:r>
     </w:p>
     <w:p>
       <w:r>
-        <w:t>Classes Begin : January 20, 2026  Spring Break : March 17-19, 2026 (No Classes)  Final Examinations : May 5, 2026  Semester Ends : May 7, 2026 (No Class)   Exam Schedule</w:t>
+        <w:t xml:space="preserve">• </w:t>
+      </w:r>
+      <w:r>
+        <w:rPr>
+          <w:b/>
+        </w:rPr>
+        <w:t>Classes Begin</w:t>
+      </w:r>
+      <w:r>
+        <w:t>: January 20, 2026</w:t>
       </w:r>
     </w:p>
     <w:p>
       <w:r>
-        <w:t>Exam 01 : Week 4 (February 12, 2026) - Modules 01-06  Exam 02 : Week 7 (March 5, 2026) - Modules 07-10  Exam 03 : Week 13 (April 16, 2026) - Modules 11-15  Final Exam : Finals Week (May 5, 2026) - Comprehensive   Module Distribution</w:t>
+        <w:t xml:space="preserve">• </w:t>
+      </w:r>
+      <w:r>
+        <w:rPr>
+          <w:b/>
+        </w:rPr>
+        <w:t>Spring Break</w:t>
+      </w:r>
+      <w:r>
+        <w:t>: March 17-19, 2026 (No Classes)</w:t>
       </w:r>
     </w:p>
+    <w:p>
+      <w:r>
+        <w:t xml:space="preserve">• </w:t>
+      </w:r>
+      <w:r>
+        <w:rPr>
+          <w:b/>
+        </w:rPr>
+        <w:t>Final Examinations</w:t>
+      </w:r>
+      <w:r>
+        <w:t>: May 5, 2026</w:t>
+      </w:r>
+    </w:p>
+    <w:p>
+      <w:r>
+        <w:t xml:space="preserve">• </w:t>
+      </w:r>
+      <w:r>
+        <w:rPr>
+          <w:b/>
+        </w:rPr>
+        <w:t>Semester Ends</w:t>
+      </w:r>
+      <w:r>
+        <w:t>: May 7, 2026 (No Class)</w:t>
+      </w:r>
+    </w:p>
+    <w:p>
+      <w:pPr>
+        <w:pStyle w:val="Heading2"/>
+      </w:pPr>
+      <w:r>
+        <w:t>Exam Schedule</w:t>
+      </w:r>
+    </w:p>
+    <w:p>
+      <w:r>
+        <w:t xml:space="preserve">• </w:t>
+      </w:r>
+      <w:r>
+        <w:rPr>
+          <w:b/>
+        </w:rPr>
+        <w:t>Exam 01</w:t>
+      </w:r>
+      <w:r>
+        <w:t>: Week 4 (February 12, 2026) - Modules 01-06</w:t>
+      </w:r>
+    </w:p>
+    <w:p>
+      <w:r>
+        <w:t xml:space="preserve">• </w:t>
+      </w:r>
+      <w:r>
+        <w:rPr>
+          <w:b/>
+        </w:rPr>
+        <w:t>Exam 02</w:t>
+      </w:r>
+      <w:r>
+        <w:t>: Week 7 (March 5, 2026) - Modules 07-10</w:t>
+      </w:r>
+    </w:p>
+    <w:p>
+      <w:r>
+        <w:t xml:space="preserve">• </w:t>
+      </w:r>
+      <w:r>
+        <w:rPr>
+          <w:b/>
+        </w:rPr>
+        <w:t>Exam 03</w:t>
+      </w:r>
+      <w:r>
+        <w:t>: Week 13 (April 16, 2026) - Modules 11-15</w:t>
+      </w:r>
+    </w:p>
+    <w:p>
+      <w:r>
+        <w:t xml:space="preserve">• </w:t>
+      </w:r>
+      <w:r>
+        <w:rPr>
+          <w:b/>
+        </w:rPr>
+        <w:t>Final Exam</w:t>
+      </w:r>
+      <w:r>
+        <w:t>: Finals Week (May 5, 2026) - Comprehensive</w:t>
+      </w:r>
+    </w:p>
+    <w:p>
+      <w:pPr>
+        <w:pStyle w:val="Heading2"/>
+      </w:pPr>
+      <w:r>
+        <w:t>Module Distribution</w:t>
+      </w:r>
+    </w:p>
+    <w:tbl>
+      <w:tblPr>
+        <w:tblW w:type="auto" w:w="0"/>
+        <w:tblLook w:firstColumn="1" w:firstRow="1" w:lastColumn="0" w:lastRow="0" w:noHBand="0" w:noVBand="1" w:val="04A0"/>
+      </w:tblPr>
+      <w:tblGrid>
+        <w:gridCol w:w="2880"/>
+        <w:gridCol w:w="2880"/>
+        <w:gridCol w:w="2880"/>
+      </w:tblGrid>
+      <w:tr>
+        <w:tc>
+          <w:tcPr>
+            <w:tcW w:type="dxa" w:w="2880"/>
+          </w:tcPr>
+          <w:p>
+            <w:r>
+              <w:t>Unit</w:t>
+            </w:r>
+          </w:p>
+        </w:tc>
+        <w:tc>
+          <w:tcPr>
+            <w:tcW w:type="dxa" w:w="2880"/>
+          </w:tcPr>
+          <w:p>
+            <w:r>
+              <w:t>Modules</w:t>
+            </w:r>
+          </w:p>
+        </w:tc>
+        <w:tc>
+          <w:tcPr>
+            <w:tcW w:type="dxa" w:w="2880"/>
+          </w:tcPr>
+          <w:p>
+            <w:r>
+              <w:t>Topic Focus</w:t>
+            </w:r>
+          </w:p>
+        </w:tc>
+      </w:tr>
+      <w:tr>
+        <w:tc>
+          <w:tcPr>
+            <w:tcW w:type="dxa" w:w="2880"/>
+          </w:tcPr>
+          <w:p>
+            <w:r>
+              <w:t>Unit 1</w:t>
+            </w:r>
+          </w:p>
+        </w:tc>
+        <w:tc>
+          <w:tcPr>
+            <w:tcW w:type="dxa" w:w="2880"/>
+          </w:tcPr>
+          <w:p>
+            <w:r>
+              <w:t>01-06</w:t>
+            </w:r>
+          </w:p>
+        </w:tc>
+        <w:tc>
+          <w:tcPr>
+            <w:tcW w:type="dxa" w:w="2880"/>
+          </w:tcPr>
+          <w:p>
+            <w:r>
+              <w:t>Foundations: Life Science, Chemistry, Cells, Membranes, Metabolism</w:t>
+            </w:r>
+          </w:p>
+        </w:tc>
+      </w:tr>
+      <w:tr>
+        <w:tc>
+          <w:tcPr>
+            <w:tcW w:type="dxa" w:w="2880"/>
+          </w:tcPr>
+          <w:p>
+            <w:r>
+              <w:t>Unit 2</w:t>
+            </w:r>
+          </w:p>
+        </w:tc>
+        <w:tc>
+          <w:tcPr>
+            <w:tcW w:type="dxa" w:w="2880"/>
+          </w:tcPr>
+          <w:p>
+            <w:r>
+              <w:t>07-10</w:t>
+            </w:r>
+          </w:p>
+        </w:tc>
+        <w:tc>
+          <w:tcPr>
+            <w:tcW w:type="dxa" w:w="2880"/>
+          </w:tcPr>
+          <w:p>
+            <w:r>
+              <w:t>Genetics &amp; Cell Biology: Genetics, Cell Division, Tissues, Inheritance</w:t>
+            </w:r>
+          </w:p>
+        </w:tc>
+      </w:tr>
+      <w:tr>
+        <w:tc>
+          <w:tcPr>
+            <w:tcW w:type="dxa" w:w="2880"/>
+          </w:tcPr>
+          <w:p>
+            <w:r>
+              <w:t>Unit 3</w:t>
+            </w:r>
+          </w:p>
+        </w:tc>
+        <w:tc>
+          <w:tcPr>
+            <w:tcW w:type="dxa" w:w="2880"/>
+          </w:tcPr>
+          <w:p>
+            <w:r>
+              <w:t>11-14</w:t>
+            </w:r>
+          </w:p>
+        </w:tc>
+        <w:tc>
+          <w:tcPr>
+            <w:tcW w:type="dxa" w:w="2880"/>
+          </w:tcPr>
+          <w:p>
+            <w:r>
+              <w:t>Body Systems: Skeletal, Muscular, Nervous System, Microbiology</w:t>
+            </w:r>
+          </w:p>
+        </w:tc>
+      </w:tr>
+      <w:tr>
+        <w:tc>
+          <w:tcPr>
+            <w:tcW w:type="dxa" w:w="2880"/>
+          </w:tcPr>
+          <w:p>
+            <w:r>
+              <w:t>Unit 4</w:t>
+            </w:r>
+          </w:p>
+        </w:tc>
+        <w:tc>
+          <w:tcPr>
+            <w:tcW w:type="dxa" w:w="2880"/>
+          </w:tcPr>
+          <w:p>
+            <w:r>
+              <w:t>15-17</w:t>
+            </w:r>
+          </w:p>
+        </w:tc>
+        <w:tc>
+          <w:tcPr>
+            <w:tcW w:type="dxa" w:w="2880"/>
+          </w:tcPr>
+          <w:p>
+            <w:r>
+              <w:t>Systems &amp; Evolution: Cardiopulmonary, Ecology, Evolution</w:t>
+            </w:r>
+          </w:p>
+        </w:tc>
+      </w:tr>
+    </w:tbl>
     <w:sectPr>
       <w:pgSz w:w="12240" w:h="15840"/>
       <w:pgMar w:top="1440" w:right="1800" w:bottom="1440" w:left="1800" w:header="720" w:footer="720" w:gutter="0"/>

--- a/course/Schedule.docx
+++ b/course/Schedule.docx
@@ -891,6 +891,58 @@
           </w:tcPr>
           <w:p>
             <w:r>
+              <w:t>Study and Review session</w:t>
+            </w:r>
+          </w:p>
+        </w:tc>
+        <w:tc>
+          <w:tcPr>
+            <w:tcW w:type="dxa" w:w="1728"/>
+          </w:tcPr>
+          <w:p>
+            <w:r>
+              <w:t>Make up labs</w:t>
+            </w:r>
+          </w:p>
+        </w:tc>
+        <w:tc>
+          <w:tcPr>
+            <w:tcW w:type="dxa" w:w="1728"/>
+          </w:tcPr>
+          <w:p>
+            <w:r>
+              <w:t>Last class meetings; comprehensive final on 5/12</w:t>
+            </w:r>
+          </w:p>
+        </w:tc>
+      </w:tr>
+      <w:tr>
+        <w:tc>
+          <w:tcPr>
+            <w:tcW w:type="dxa" w:w="1728"/>
+          </w:tcPr>
+          <w:p>
+            <w:r>
+              <w:t>Final exam</w:t>
+            </w:r>
+          </w:p>
+        </w:tc>
+        <w:tc>
+          <w:tcPr>
+            <w:tcW w:type="dxa" w:w="1728"/>
+          </w:tcPr>
+          <w:p>
+            <w:r>
+              <w:t>5/12</w:t>
+            </w:r>
+          </w:p>
+        </w:tc>
+        <w:tc>
+          <w:tcPr>
+            <w:tcW w:type="dxa" w:w="1728"/>
+          </w:tcPr>
+          <w:p>
+            <w:r>
               <w:t>Final Exam</w:t>
             </w:r>
           </w:p>
@@ -901,7 +953,7 @@
           </w:tcPr>
           <w:p>
             <w:r>
-              <w:t>No Class</w:t>
+              <w:t>—</w:t>
             </w:r>
           </w:p>
         </w:tc>
@@ -911,7 +963,7 @@
           </w:tcPr>
           <w:p>
             <w:r>
-              <w:t>Finals Week</w:t>
+              <w:t>Comprehensive</w:t>
             </w:r>
           </w:p>
         </w:tc>
@@ -961,10 +1013,10 @@
         <w:rPr>
           <w:b/>
         </w:rPr>
-        <w:t>Final Examinations</w:t>
+        <w:t>Last class / make-up labs</w:t>
       </w:r>
       <w:r>
-        <w:t>: May 5, 2026</w:t>
+        <w:t>: May 7, 2026</w:t>
       </w:r>
     </w:p>
     <w:p>
@@ -975,10 +1027,10 @@
         <w:rPr>
           <w:b/>
         </w:rPr>
-        <w:t>Semester Ends</w:t>
+        <w:t>Final Examinations</w:t>
       </w:r>
       <w:r>
-        <w:t>: May 7, 2026 (No Class)</w:t>
+        <w:t>: May 12, 2026</w:t>
       </w:r>
     </w:p>
     <w:p>
@@ -1042,7 +1094,7 @@
         <w:t>Final Exam</w:t>
       </w:r>
       <w:r>
-        <w:t>: Finals Week (May 5, 2026) - Comprehensive</w:t>
+        <w:t>: May 12, 2026 - Comprehensive</w:t>
       </w:r>
     </w:p>
     <w:p>
